--- a/Cover_Letters/Shinoy_Fairphone_QA_Automation_Engineer_Cover_Letter.docx
+++ b/Cover_Letters/Shinoy_Fairphone_QA_Automation_Engineer_Cover_Letter.docx
@@ -14,7 +14,7 @@
     </w:p>
     <w:p>
       <w:r>
-        <w:t>September 30, 2026</w:t>
+        <w:t>October 10, 2026</w:t>
       </w:r>
     </w:p>
     <w:p>
@@ -35,12 +35,12 @@
     </w:p>
     <w:p>
       <w:r>
-        <w:t>Your focus on transitioning toward a modern automated QA environment while keeping a pragmatic approach to manual release planning matches my background well. In my recent work with global financial clients, I have built end-to-end test automation suites using Playwright, set up automated CI/CD pipelines, and partnered closely with product teams during refinement sessions to define acceptance criteria.</w:t>
+        <w:t>I was drawn to Fairphone because of your mission and your approach to building modular, sustainable electronics. In my recent work, I have focused on bridging the gap between manual testing needs and automated quality gates. I have experience setting up test automation frameworks from scratch, working with Playwright, and integrating checks into CI/CD workflows.</w:t>
       </w:r>
     </w:p>
     <w:p>
       <w:r>
-        <w:t>I also appreciate your openness to AI-assisted testing tools. I have used Gemini Code Assist to streamline test generation and deployment scripts, which helps accelerate test coverage and script maintenance. I am looking forward to bringing this mix of automation experience and shift-left testing to your web development team.</w:t>
+        <w:t>I also appreciate your openness to modern tooling. I have used Gemini Code Assist to streamline test generation and deployment scripts, which helps speed up coverage without losing sight of actual user behavior. I would welcome the chance to bring this practical background to your web development team and help shape your testing strategy.</w:t>
       </w:r>
     </w:p>
     <w:p>
